--- a/slides/20261001_FD_Meikai_2_genai-workshop/work/docx/テーマ2_変える.docx
+++ b/slides/20261001_FD_Meikai_2_genai-workshop/work/docx/テーマ2_変える.docx
@@ -1963,6 +1963,14 @@
           <w:rFonts w:ascii="Consolas" w:hAnsi="Consolas" w:eastAsia="Consolas"/>
           <w:sz w:val="19"/>
         </w:rPr>
+        <w:t xml:space="preserve">　教員が誤って入力した場合は、その情報を使わず、削除するよう伝えてください。</w:t>
+        <w:br/>
+      </w:r>
+      <w:r>
+        <w:rPr>
+          <w:rFonts w:ascii="Consolas" w:hAnsi="Consolas" w:eastAsia="Consolas"/>
+          <w:sz w:val="19"/>
+        </w:rPr>
         <w:br/>
       </w:r>
       <w:r>
@@ -3295,6 +3303,82 @@
           </w:p>
         </w:tc>
       </w:tr>
+      <w:tr>
+        <w:tc>
+          <w:tcPr>
+            <w:tcW w:type="dxa" w:w="4819"/>
+          </w:tcPr>
+          <w:p>
+            <w:pPr>
+              <w:spacing w:before="40" w:after="40"/>
+            </w:pPr>
+            <w:r/>
+            <w:r>
+              <w:rPr>
+                <w:rFonts w:ascii="Yu Gothic" w:hAnsi="Yu Gothic" w:eastAsia="Yu Gothic"/>
+                <w:sz w:val="19"/>
+              </w:rPr>
+              <w:t>Gem の一覧に、作った Gem が出ない</w:t>
+            </w:r>
+          </w:p>
+        </w:tc>
+        <w:tc>
+          <w:tcPr>
+            <w:tcW w:type="dxa" w:w="4819"/>
+          </w:tcPr>
+          <w:p>
+            <w:pPr>
+              <w:spacing w:before="40" w:after="40"/>
+            </w:pPr>
+            <w:r/>
+            <w:r>
+              <w:rPr>
+                <w:rFonts w:ascii="Yu Gothic" w:hAnsi="Yu Gothic" w:eastAsia="Yu Gothic"/>
+                <w:sz w:val="19"/>
+              </w:rPr>
+              <w:t>［保存］を押していないことが多いです。もう一度作成画面に戻り、［保存］を押します。それでも出ないときは、ブラウザの画面を再読み込みします</w:t>
+            </w:r>
+          </w:p>
+        </w:tc>
+      </w:tr>
+      <w:tr>
+        <w:tc>
+          <w:tcPr>
+            <w:tcW w:type="dxa" w:w="4819"/>
+          </w:tcPr>
+          <w:p>
+            <w:pPr>
+              <w:spacing w:before="40" w:after="40"/>
+            </w:pPr>
+            <w:r/>
+            <w:r>
+              <w:rPr>
+                <w:rFonts w:ascii="Yu Gothic" w:hAnsi="Yu Gothic" w:eastAsia="Yu Gothic"/>
+                <w:sz w:val="19"/>
+              </w:rPr>
+              <w:t>ボタンや欄が、この紙と違う名前で出ている</w:t>
+            </w:r>
+          </w:p>
+        </w:tc>
+        <w:tc>
+          <w:tcPr>
+            <w:tcW w:type="dxa" w:w="4819"/>
+          </w:tcPr>
+          <w:p>
+            <w:pPr>
+              <w:spacing w:before="40" w:after="40"/>
+            </w:pPr>
+            <w:r/>
+            <w:r>
+              <w:rPr>
+                <w:rFonts w:ascii="Yu Gothic" w:hAnsi="Yu Gothic" w:eastAsia="Yu Gothic"/>
+                <w:sz w:val="19"/>
+              </w:rPr>
+              <w:t>名前が違っても、同じはたらきの場所です。近い名前のものを押してください</w:t>
+            </w:r>
+          </w:p>
+        </w:tc>
+      </w:tr>
     </w:tbl>
     <w:p>
       <w:pPr>
